--- a/12.5- G1-G9 Sub Exhibits Gov Guard/GovGuard_Exhibit_G6_Code_Algorithms.docx
+++ b/12.5- G1-G9 Sub Exhibits Gov Guard/GovGuard_Exhibit_G6_Code_Algorithms.docx
@@ -342,12 +342,7 @@
         <w:spacing w:before="40" w:after="120"/>
       </w:pPr>
       <w:r>
-        <w:rPr>
-          <w:rFonts w:ascii="Calibri" w:hAnsi="Calibri"/>
-          <w:color w:val="1A1A2E"/>
-          <w:sz w:val="21"/>
-        </w:rPr>
-        <w:t>GovGuard™ is a multi-layered federal grant compliance and fraud detection SaaS platform built on FastAPI (Python 3.12), PostgreSQL 17 with Row-Level Security, Next.js 14 / React 18 (TypeScript), Celery + Redis, OpenSearch 2.x, and Auth0 JWT RS256 authentication, deployed on AWS GovCloud. The core fraud-scoring pipeline integrates three independently authored algorithmic subsystems that petitioner designed and implemented from first principles:</w:t>
+        <w:t>GovGuard™ is a multi-layered federal grant compliance and fraud detection SaaS platform built on FastAPI (Python 3.12), PostgreSQL 17 with Row-Level Security, Next.js 14 / React 18 (TypeScript), Celery + Redis, OpenSearch 2.x, and Auth0 JWT RS256 authentication, currently deployed on Railway (backend) and Vercel (frontend), architected for migration to AWS GovCloud (Exhibit G-11). The core fraud-scoring pipeline integrates three independently authored algorithmic subsystems that petitioner designed and implemented from first principles:</w:t>
       </w:r>
     </w:p>
     <w:p>
@@ -4818,11 +4813,7 @@
           </w:tcPr>
           <w:p>
             <w:r>
-              <w:rPr>
-                <w:rFonts w:ascii="Calibri" w:hAnsi="Calibri"/>
-                <w:sz w:val="19"/>
-              </w:rPr>
-              <w:t>FastAPI (Python 3.12) — 13 feature modules</w:t>
+              <w:t>FastAPI (Python 3.12) — 14 feature modules</w:t>
             </w:r>
           </w:p>
         </w:tc>
@@ -5016,11 +5007,7 @@
           </w:tcPr>
           <w:p>
             <w:r>
-              <w:rPr>
-                <w:rFonts w:ascii="Calibri" w:hAnsi="Calibri"/>
-                <w:sz w:val="19"/>
-              </w:rPr>
-              <w:t>AWS GovCloud — FedRAMP-aligned infrastructure</w:t>
+              <w:t>Railway / Vercel (current); AWS GovCloud roadmapped (Exhibit G-11)</w:t>
             </w:r>
           </w:p>
         </w:tc>

--- a/12.5- G1-G9 Sub Exhibits Gov Guard/GovGuard_Exhibit_G6_Code_Algorithms.docx
+++ b/12.5- G1-G9 Sub Exhibits Gov Guard/GovGuard_Exhibit_G6_Code_Algorithms.docx
@@ -29,7 +29,7 @@
                 <w:color w:val="FFFFFF"/>
                 <w:sz w:val="36"/>
               </w:rPr>
-              <w:t>GOVGUARD™  ·  EXHIBIT G-6</w:t>
+              <w:t>GOVGUARD™  ·  EXHIBIT 28.G6</w:t>
             </w:r>
           </w:p>
           <w:p>
@@ -191,7 +191,7 @@
                 <w:rFonts w:ascii="Calibri" w:hAnsi="Calibri"/>
                 <w:sz w:val="19"/>
               </w:rPr>
-              <w:t>G-6 (Sub-Exhibit to Exhibit 12.5)</w:t>
+              <w:t>28.G6 (Sub-Exhibit to Exhibit 28)</w:t>
             </w:r>
           </w:p>
         </w:tc>
@@ -342,7 +342,7 @@
         <w:spacing w:before="40" w:after="120"/>
       </w:pPr>
       <w:r>
-        <w:t>GovGuard™ is a multi-layered federal grant compliance and fraud detection SaaS platform built on FastAPI (Python 3.12), PostgreSQL 17 with Row-Level Security, Next.js 14 / React 18 (TypeScript), Celery + Redis, OpenSearch 2.x, and Auth0 JWT RS256 authentication, currently deployed on Railway (backend) and Vercel (frontend), architected for migration to AWS GovCloud (Exhibit G-11). The core fraud-scoring pipeline integrates three independently authored algorithmic subsystems that petitioner designed and implemented from first principles:</w:t>
+        <w:t>GovGuard™ is a multi-layered federal grant compliance and fraud detection SaaS platform built on FastAPI (Python 3.12), PostgreSQL 17 with Row-Level Security, Next.js 14 / React 18 (TypeScript), Celery + Redis, OpenSearch 2.x, and Auth0 JWT RS256 authentication, currently deployed on Railway (backend) and Vercel (frontend), architected for migration to AWS GovCloud (Exhibit 28.G11). The core fraud-scoring pipeline integrates three independently authored algorithmic subsystems that petitioner designed and implemented from first principles:</w:t>
       </w:r>
     </w:p>
     <w:p>
@@ -5007,7 +5007,7 @@
           </w:tcPr>
           <w:p>
             <w:r>
-              <w:t>Railway / Vercel (current); AWS GovCloud roadmapped (Exhibit G-11)</w:t>
+              <w:t>Railway / Vercel (current); AWS GovCloud roadmapped (Exhibit 28.G11)</w:t>
             </w:r>
           </w:p>
         </w:tc>
@@ -5254,7 +5254,7 @@
           <w:color w:val="999999"/>
           <w:sz w:val="16"/>
         </w:rPr>
-        <w:t>ATTORNEY-CLIENT PRIVILEGED — FOR PETITION USE ONLY  ·  GovGuard™ Exhibit G-6  ·  Muhammad Bilal EB-2 NIW Petition  ·  Source code available for attorney/USCIS adjudicator review upon request</w:t>
+        <w:t>ATTORNEY-CLIENT PRIVILEGED — FOR PETITION USE ONLY  ·  GovGuard™ Exhibit 28.G6  ·  Muhammad Bilal EB-2 NIW Petition  ·  Source code available for attorney/USCIS adjudicator review upon request</w:t>
       </w:r>
     </w:p>
     <w:sectPr>
